--- a/LABERINTO.docx
+++ b/LABERINTO.docx
@@ -18,18 +18,1177 @@
     <w:p>
       <w:pPr>
         <w:rPr>
-          <w:lang w:val="es-MX"/>
-        </w:rPr>
-      </w:pPr>
-      <w:r>
-        <w:rPr>
-          <w:lang w:val="es-MX"/>
-        </w:rPr>
+          <w:lang w:val="en-US"/>
+        </w:rPr>
+      </w:pPr>
+      <w:r>
+        <w:rPr>
+          <w:lang w:val="en-US"/>
+        </w:rPr>
+        <w:t>extends Node2D</w:t>
+      </w:r>
+    </w:p>
+    <w:p>
+      <w:pPr>
+        <w:rPr>
+          <w:lang w:val="en-US"/>
+        </w:rPr>
+      </w:pPr>
+      <w:proofErr w:type="spellStart"/>
+      <w:r>
+        <w:rPr>
+          <w:lang w:val="en-US"/>
+        </w:rPr>
+        <w:t>const</w:t>
+      </w:r>
+      <w:proofErr w:type="spellEnd"/>
+      <w:r>
+        <w:rPr>
+          <w:lang w:val="en-US"/>
+        </w:rPr>
+        <w:t xml:space="preserve"> CELDA = 64</w:t>
+      </w:r>
+    </w:p>
+    <w:p>
+      <w:pPr>
+        <w:rPr>
+          <w:lang w:val="en-US"/>
+        </w:rPr>
+      </w:pPr>
+      <w:proofErr w:type="spellStart"/>
+      <w:r>
+        <w:rPr>
+          <w:lang w:val="en-US"/>
+        </w:rPr>
+        <w:t>const</w:t>
+      </w:r>
+      <w:proofErr w:type="spellEnd"/>
+      <w:r>
+        <w:rPr>
+          <w:lang w:val="en-US"/>
+        </w:rPr>
+        <w:t xml:space="preserve"> MAPA = [</w:t>
+      </w:r>
+    </w:p>
+    <w:p>
+      <w:pPr>
+        <w:rPr>
+          <w:lang w:val="es-MX"/>
+        </w:rPr>
+      </w:pPr>
+      <w:r>
+        <w:rPr>
+          <w:lang w:val="en-US"/>
+        </w:rPr>
+        <w:tab/>
+      </w:r>
+      <w:r>
+        <w:rPr>
+          <w:lang w:val="es-MX"/>
+        </w:rPr>
+        <w:t>"###########",</w:t>
+      </w:r>
+    </w:p>
+    <w:p>
+      <w:pPr>
+        <w:rPr>
+          <w:lang w:val="es-MX"/>
+        </w:rPr>
+      </w:pPr>
+      <w:r>
+        <w:rPr>
+          <w:lang w:val="es-MX"/>
+        </w:rPr>
+        <w:tab/>
+        <w:t>"#.........#",</w:t>
+      </w:r>
+    </w:p>
+    <w:p>
+      <w:pPr>
+        <w:rPr>
+          <w:lang w:val="es-MX"/>
+        </w:rPr>
+      </w:pPr>
+      <w:r>
+        <w:rPr>
+          <w:lang w:val="es-MX"/>
+        </w:rPr>
+        <w:tab/>
+        <w:t>"#.##.#.##.#",</w:t>
+      </w:r>
+    </w:p>
+    <w:p>
+      <w:pPr>
+        <w:rPr>
+          <w:lang w:val="es-MX"/>
+        </w:rPr>
+      </w:pPr>
+      <w:r>
+        <w:rPr>
+          <w:lang w:val="es-MX"/>
+        </w:rPr>
+        <w:tab/>
+        <w:t>"#....#....#",</w:t>
+      </w:r>
+    </w:p>
+    <w:p>
+      <w:pPr>
+        <w:rPr>
+          <w:lang w:val="es-MX"/>
+        </w:rPr>
+      </w:pPr>
+      <w:r>
+        <w:rPr>
+          <w:lang w:val="es-MX"/>
+        </w:rPr>
+        <w:tab/>
+        <w:t>"##.#####.##",</w:t>
+      </w:r>
+    </w:p>
+    <w:p>
+      <w:pPr>
+        <w:rPr>
+          <w:lang w:val="es-MX"/>
+        </w:rPr>
+      </w:pPr>
+      <w:r>
+        <w:rPr>
+          <w:lang w:val="es-MX"/>
+        </w:rPr>
+        <w:tab/>
+        <w:t>"...........",</w:t>
+      </w:r>
+    </w:p>
+    <w:p>
+      <w:pPr>
+        <w:rPr>
+          <w:lang w:val="es-MX"/>
+        </w:rPr>
+      </w:pPr>
+      <w:r>
+        <w:rPr>
+          <w:lang w:val="es-MX"/>
+        </w:rPr>
+        <w:tab/>
+        <w:t>"##.#####.##",</w:t>
+      </w:r>
+    </w:p>
+    <w:p>
+      <w:pPr>
+        <w:rPr>
+          <w:lang w:val="es-MX"/>
+        </w:rPr>
+      </w:pPr>
+      <w:r>
+        <w:rPr>
+          <w:lang w:val="es-MX"/>
+        </w:rPr>
+        <w:tab/>
+        <w:t>"#.........#",</w:t>
+      </w:r>
+    </w:p>
+    <w:p>
+      <w:pPr>
+        <w:rPr>
+          <w:lang w:val="es-MX"/>
+        </w:rPr>
+      </w:pPr>
+      <w:r>
+        <w:rPr>
+          <w:lang w:val="es-MX"/>
+        </w:rPr>
+        <w:tab/>
+        <w:t>"###########",</w:t>
+      </w:r>
+    </w:p>
+    <w:p>
+      <w:pPr>
+        <w:rPr>
+          <w:lang w:val="es-MX"/>
+        </w:rPr>
+      </w:pPr>
+      <w:r>
+        <w:rPr>
+          <w:lang w:val="es-MX"/>
+        </w:rPr>
+        <w:t>]</w:t>
+      </w:r>
+    </w:p>
+    <w:p>
+      <w:pPr>
+        <w:rPr>
+          <w:lang w:val="es-MX"/>
+        </w:rPr>
+      </w:pPr>
+      <w:proofErr w:type="spellStart"/>
+      <w:r>
+        <w:rPr>
+          <w:lang w:val="es-MX"/>
+        </w:rPr>
+        <w:t>var</w:t>
+      </w:r>
+      <w:proofErr w:type="spellEnd"/>
+      <w:r>
+        <w:rPr>
+          <w:lang w:val="es-MX"/>
+        </w:rPr>
+        <w:t xml:space="preserve"> </w:t>
+      </w:r>
+      <w:proofErr w:type="spellStart"/>
+      <w:r>
+        <w:rPr>
+          <w:lang w:val="es-MX"/>
+        </w:rPr>
+        <w:t>pared_escena</w:t>
+      </w:r>
+      <w:proofErr w:type="spellEnd"/>
+      <w:r>
+        <w:rPr>
+          <w:lang w:val="es-MX"/>
+        </w:rPr>
+        <w:t xml:space="preserve"> = </w:t>
+      </w:r>
+      <w:proofErr w:type="spellStart"/>
+      <w:r>
+        <w:rPr>
+          <w:lang w:val="es-MX"/>
+        </w:rPr>
+        <w:t>preload</w:t>
+      </w:r>
+      <w:proofErr w:type="spellEnd"/>
+      <w:r>
+        <w:rPr>
+          <w:lang w:val="es-MX"/>
+        </w:rPr>
+        <w:t>("res://</w:t>
+      </w:r>
+      <w:proofErr w:type="spellStart"/>
+      <w:r>
+        <w:rPr>
+          <w:lang w:val="es-MX"/>
+        </w:rPr>
+        <w:t>pared.tscn</w:t>
+      </w:r>
+      <w:proofErr w:type="spellEnd"/>
+      <w:r>
+        <w:rPr>
+          <w:lang w:val="es-MX"/>
+        </w:rPr>
+        <w:t>")</w:t>
+      </w:r>
+    </w:p>
+    <w:p>
+      <w:pPr>
+        <w:rPr>
+          <w:lang w:val="es-MX"/>
+        </w:rPr>
+      </w:pPr>
+    </w:p>
+    <w:p>
+      <w:pPr>
+        <w:rPr>
+          <w:lang w:val="en-US"/>
+        </w:rPr>
+      </w:pPr>
+      <w:proofErr w:type="spellStart"/>
+      <w:r>
+        <w:rPr>
+          <w:lang w:val="en-US"/>
+        </w:rPr>
+        <w:t>func</w:t>
+      </w:r>
+      <w:proofErr w:type="spellEnd"/>
+      <w:r>
+        <w:rPr>
+          <w:lang w:val="en-US"/>
+        </w:rPr>
+        <w:t xml:space="preserve"> _</w:t>
+      </w:r>
+      <w:proofErr w:type="gramStart"/>
+      <w:r>
+        <w:rPr>
+          <w:lang w:val="en-US"/>
+        </w:rPr>
+        <w:t>ready(</w:t>
+      </w:r>
+      <w:proofErr w:type="gramEnd"/>
+      <w:r>
+        <w:rPr>
+          <w:lang w:val="en-US"/>
+        </w:rPr>
+        <w:t>):</w:t>
+      </w:r>
+    </w:p>
+    <w:p>
+      <w:pPr>
+        <w:rPr>
+          <w:lang w:val="en-US"/>
+        </w:rPr>
+      </w:pPr>
+      <w:r>
+        <w:rPr>
+          <w:lang w:val="en-US"/>
+        </w:rPr>
+        <w:tab/>
+        <w:t xml:space="preserve">for fila in </w:t>
+      </w:r>
+      <w:proofErr w:type="spellStart"/>
+      <w:r>
+        <w:rPr>
+          <w:lang w:val="en-US"/>
+        </w:rPr>
+        <w:t>MAPA.size</w:t>
+      </w:r>
+      <w:proofErr w:type="spellEnd"/>
+      <w:r>
+        <w:rPr>
+          <w:lang w:val="en-US"/>
+        </w:rPr>
+        <w:t>():</w:t>
+      </w:r>
+    </w:p>
+    <w:p>
+      <w:pPr>
+        <w:rPr>
+          <w:lang w:val="en-US"/>
+        </w:rPr>
+      </w:pPr>
+      <w:r>
+        <w:rPr>
+          <w:lang w:val="en-US"/>
+        </w:rPr>
+        <w:tab/>
+      </w:r>
+      <w:r>
+        <w:rPr>
+          <w:lang w:val="en-US"/>
+        </w:rPr>
+        <w:tab/>
+        <w:t>for col in MAPA[fila</w:t>
+      </w:r>
+      <w:proofErr w:type="gramStart"/>
+      <w:r>
+        <w:rPr>
+          <w:lang w:val="en-US"/>
+        </w:rPr>
+        <w:t>].length</w:t>
+      </w:r>
+      <w:proofErr w:type="gramEnd"/>
+      <w:r>
+        <w:rPr>
+          <w:lang w:val="en-US"/>
+        </w:rPr>
+        <w:t>():</w:t>
+      </w:r>
+    </w:p>
+    <w:p>
+      <w:pPr>
+        <w:rPr>
+          <w:lang w:val="es-MX"/>
+        </w:rPr>
+      </w:pPr>
+      <w:r>
+        <w:rPr>
+          <w:lang w:val="en-US"/>
+        </w:rPr>
+        <w:tab/>
+      </w:r>
+      <w:r>
+        <w:rPr>
+          <w:lang w:val="en-US"/>
+        </w:rPr>
+        <w:tab/>
+      </w:r>
+      <w:r>
+        <w:rPr>
+          <w:lang w:val="en-US"/>
+        </w:rPr>
+        <w:tab/>
+      </w:r>
+      <w:proofErr w:type="spellStart"/>
+      <w:r>
+        <w:rPr>
+          <w:lang w:val="es-MX"/>
+        </w:rPr>
+        <w:t>if</w:t>
+      </w:r>
+      <w:proofErr w:type="spellEnd"/>
+      <w:r>
+        <w:rPr>
+          <w:lang w:val="es-MX"/>
+        </w:rPr>
+        <w:t xml:space="preserve"> MAPA[fila][col] == "#":</w:t>
+      </w:r>
+    </w:p>
+    <w:p>
+      <w:pPr>
+        <w:rPr>
+          <w:lang w:val="es-MX"/>
+        </w:rPr>
+      </w:pPr>
+      <w:r>
+        <w:rPr>
+          <w:lang w:val="es-MX"/>
+        </w:rPr>
+        <w:tab/>
+      </w:r>
+      <w:r>
+        <w:rPr>
+          <w:lang w:val="es-MX"/>
+        </w:rPr>
+        <w:tab/>
+      </w:r>
+      <w:r>
+        <w:rPr>
+          <w:lang w:val="es-MX"/>
+        </w:rPr>
+        <w:tab/>
+      </w:r>
+      <w:r>
+        <w:rPr>
+          <w:lang w:val="es-MX"/>
+        </w:rPr>
+        <w:tab/>
+      </w:r>
+      <w:proofErr w:type="spellStart"/>
+      <w:r>
+        <w:rPr>
+          <w:lang w:val="es-MX"/>
+        </w:rPr>
+        <w:t>var</w:t>
+      </w:r>
+      <w:proofErr w:type="spellEnd"/>
+      <w:r>
+        <w:rPr>
+          <w:lang w:val="es-MX"/>
+        </w:rPr>
+        <w:t xml:space="preserve"> pared = </w:t>
+      </w:r>
+      <w:proofErr w:type="spellStart"/>
+      <w:r>
+        <w:rPr>
+          <w:lang w:val="es-MX"/>
+        </w:rPr>
+        <w:t>pared_</w:t>
+      </w:r>
+      <w:proofErr w:type="gramStart"/>
+      <w:r>
+        <w:rPr>
+          <w:lang w:val="es-MX"/>
+        </w:rPr>
+        <w:t>escena.instantiate</w:t>
+      </w:r>
+      <w:proofErr w:type="spellEnd"/>
+      <w:proofErr w:type="gramEnd"/>
+      <w:r>
+        <w:rPr>
+          <w:lang w:val="es-MX"/>
+        </w:rPr>
+        <w:t>()</w:t>
+      </w:r>
+    </w:p>
+    <w:p>
+      <w:pPr>
+        <w:rPr>
+          <w:lang w:val="es-MX"/>
+        </w:rPr>
+      </w:pPr>
+      <w:r>
+        <w:rPr>
+          <w:lang w:val="es-MX"/>
+        </w:rPr>
+        <w:tab/>
+      </w:r>
+      <w:r>
+        <w:rPr>
+          <w:lang w:val="es-MX"/>
+        </w:rPr>
+        <w:tab/>
+      </w:r>
+      <w:r>
+        <w:rPr>
+          <w:lang w:val="es-MX"/>
+        </w:rPr>
+        <w:tab/>
+      </w:r>
+      <w:r>
+        <w:rPr>
+          <w:lang w:val="es-MX"/>
+        </w:rPr>
+        <w:tab/>
+      </w:r>
+      <w:proofErr w:type="spellStart"/>
+      <w:proofErr w:type="gramStart"/>
+      <w:r>
+        <w:rPr>
+          <w:lang w:val="es-MX"/>
+        </w:rPr>
+        <w:t>pared.position</w:t>
+      </w:r>
+      <w:proofErr w:type="spellEnd"/>
+      <w:proofErr w:type="gramEnd"/>
+      <w:r>
+        <w:rPr>
+          <w:lang w:val="es-MX"/>
+        </w:rPr>
+        <w:t xml:space="preserve"> = Vector2(col + 0.5, fila + 0.5) * CELDA</w:t>
+      </w:r>
+    </w:p>
+    <w:p>
+      <w:pPr>
+        <w:rPr>
+          <w:lang w:val="es-MX"/>
+        </w:rPr>
+      </w:pPr>
+      <w:r>
+        <w:rPr>
+          <w:lang w:val="es-MX"/>
+        </w:rPr>
+        <w:tab/>
+      </w:r>
+      <w:r>
+        <w:rPr>
+          <w:lang w:val="es-MX"/>
+        </w:rPr>
+        <w:tab/>
+      </w:r>
+      <w:r>
+        <w:rPr>
+          <w:lang w:val="es-MX"/>
+        </w:rPr>
+        <w:tab/>
+      </w:r>
+      <w:r>
+        <w:rPr>
+          <w:lang w:val="es-MX"/>
+        </w:rPr>
+        <w:tab/>
+      </w:r>
+      <w:proofErr w:type="spellStart"/>
+      <w:r>
+        <w:rPr>
+          <w:lang w:val="es-MX"/>
+        </w:rPr>
+        <w:t>add_child</w:t>
+      </w:r>
+      <w:proofErr w:type="spellEnd"/>
+      <w:r>
+        <w:rPr>
+          <w:lang w:val="es-MX"/>
+        </w:rPr>
+        <w:t>(pared)</w:t>
+      </w:r>
+    </w:p>
+    <w:p>
+      <w:pPr>
+        <w:rPr>
+          <w:lang w:val="es-MX"/>
+        </w:rPr>
+      </w:pPr>
+      <w:r>
+        <w:rPr>
+          <w:lang w:val="es-MX"/>
+        </w:rPr>
+        <w:t>PACMAN:</w:t>
+      </w:r>
+    </w:p>
+    <w:p>
+      <w:pPr>
+        <w:rPr>
+          <w:lang w:val="en-US"/>
+        </w:rPr>
+      </w:pPr>
+      <w:r>
+        <w:rPr>
+          <w:lang w:val="en-US"/>
+        </w:rPr>
+        <w:t>extends CharacterBody2D</w:t>
+      </w:r>
+    </w:p>
+    <w:p>
+      <w:pPr>
+        <w:rPr>
+          <w:lang w:val="en-US"/>
+        </w:rPr>
+      </w:pPr>
+      <w:r>
+        <w:rPr>
+          <w:lang w:val="en-US"/>
+        </w:rPr>
+        <w:t xml:space="preserve"> </w:t>
+      </w:r>
+    </w:p>
+    <w:p>
+      <w:pPr>
+        <w:rPr>
+          <w:lang w:val="en-US"/>
+        </w:rPr>
+      </w:pPr>
+      <w:r>
+        <w:rPr>
+          <w:lang w:val="en-US"/>
+        </w:rPr>
+        <w:t>@export var speed = 160.0</w:t>
+      </w:r>
+    </w:p>
+    <w:p>
+      <w:pPr>
+        <w:rPr>
+          <w:lang w:val="es-MX"/>
+        </w:rPr>
+      </w:pPr>
+      <w:proofErr w:type="spellStart"/>
+      <w:r>
+        <w:rPr>
+          <w:lang w:val="es-MX"/>
+        </w:rPr>
+        <w:t>var</w:t>
+      </w:r>
+      <w:proofErr w:type="spellEnd"/>
+      <w:r>
+        <w:rPr>
+          <w:lang w:val="es-MX"/>
+        </w:rPr>
+        <w:t xml:space="preserve"> </w:t>
+      </w:r>
+      <w:proofErr w:type="spellStart"/>
+      <w:r>
+        <w:rPr>
+          <w:lang w:val="es-MX"/>
+        </w:rPr>
+        <w:t>direccion_actual</w:t>
+      </w:r>
+      <w:proofErr w:type="spellEnd"/>
+      <w:r>
+        <w:rPr>
+          <w:lang w:val="es-MX"/>
+        </w:rPr>
+        <w:t xml:space="preserve"> = Vector2.ZERO</w:t>
+      </w:r>
+    </w:p>
+    <w:p>
+      <w:pPr>
+        <w:rPr>
+          <w:lang w:val="es-MX"/>
+        </w:rPr>
+      </w:pPr>
+    </w:p>
+    <w:p>
+      <w:pPr>
+        <w:rPr>
+          <w:lang w:val="es-MX"/>
+        </w:rPr>
+      </w:pPr>
+    </w:p>
+    <w:p>
+      <w:pPr>
+        <w:rPr>
+          <w:lang w:val="es-MX"/>
+        </w:rPr>
+      </w:pPr>
+      <w:proofErr w:type="spellStart"/>
+      <w:r>
+        <w:rPr>
+          <w:lang w:val="es-MX"/>
+        </w:rPr>
+        <w:t>func</w:t>
+      </w:r>
+      <w:proofErr w:type="spellEnd"/>
+      <w:r>
+        <w:rPr>
+          <w:lang w:val="es-MX"/>
+        </w:rPr>
+        <w:t xml:space="preserve"> _</w:t>
+      </w:r>
+      <w:proofErr w:type="spellStart"/>
+      <w:r>
+        <w:rPr>
+          <w:lang w:val="es-MX"/>
+        </w:rPr>
+        <w:t>physics_process</w:t>
+      </w:r>
+      <w:proofErr w:type="spellEnd"/>
+      <w:r>
+        <w:rPr>
+          <w:lang w:val="es-MX"/>
+        </w:rPr>
+        <w:t>(_delta):</w:t>
+      </w:r>
+    </w:p>
+    <w:p>
+      <w:pPr>
+        <w:rPr>
+          <w:lang w:val="es-MX"/>
+        </w:rPr>
+      </w:pPr>
+      <w:r>
+        <w:rPr>
+          <w:lang w:val="es-MX"/>
+        </w:rPr>
+        <w:tab/>
+      </w:r>
+      <w:proofErr w:type="spellStart"/>
+      <w:r>
+        <w:rPr>
+          <w:lang w:val="es-MX"/>
+        </w:rPr>
+        <w:t>var</w:t>
+      </w:r>
+      <w:proofErr w:type="spellEnd"/>
+      <w:r>
+        <w:rPr>
+          <w:lang w:val="es-MX"/>
+        </w:rPr>
+        <w:t xml:space="preserve"> </w:t>
+      </w:r>
+      <w:proofErr w:type="spellStart"/>
+      <w:r>
+        <w:rPr>
+          <w:lang w:val="es-MX"/>
+        </w:rPr>
+        <w:t>leida</w:t>
+      </w:r>
+      <w:proofErr w:type="spellEnd"/>
+      <w:r>
+        <w:rPr>
+          <w:lang w:val="es-MX"/>
+        </w:rPr>
+        <w:t xml:space="preserve"> = </w:t>
+      </w:r>
+      <w:proofErr w:type="spellStart"/>
+      <w:r>
+        <w:rPr>
+          <w:lang w:val="es-MX"/>
+        </w:rPr>
+        <w:t>leer_</w:t>
+      </w:r>
+      <w:proofErr w:type="gramStart"/>
+      <w:r>
+        <w:rPr>
+          <w:lang w:val="es-MX"/>
+        </w:rPr>
+        <w:t>direccion</w:t>
+      </w:r>
+      <w:proofErr w:type="spellEnd"/>
+      <w:r>
+        <w:rPr>
+          <w:lang w:val="es-MX"/>
+        </w:rPr>
+        <w:t>(</w:t>
+      </w:r>
+      <w:proofErr w:type="gramEnd"/>
+      <w:r>
+        <w:rPr>
+          <w:lang w:val="es-MX"/>
+        </w:rPr>
+        <w:t>)</w:t>
+      </w:r>
+    </w:p>
+    <w:p>
+      <w:pPr>
+        <w:rPr>
+          <w:lang w:val="es-MX"/>
+        </w:rPr>
+      </w:pPr>
+      <w:r>
+        <w:rPr>
+          <w:lang w:val="es-MX"/>
+        </w:rPr>
+        <w:tab/>
+      </w:r>
+      <w:proofErr w:type="spellStart"/>
+      <w:r>
+        <w:rPr>
+          <w:lang w:val="es-MX"/>
+        </w:rPr>
+        <w:t>if</w:t>
+      </w:r>
+      <w:proofErr w:type="spellEnd"/>
+      <w:r>
+        <w:rPr>
+          <w:lang w:val="es-MX"/>
+        </w:rPr>
+        <w:t xml:space="preserve"> </w:t>
+      </w:r>
+      <w:proofErr w:type="spellStart"/>
+      <w:proofErr w:type="gramStart"/>
+      <w:r>
+        <w:rPr>
+          <w:lang w:val="es-MX"/>
+        </w:rPr>
+        <w:t>leida</w:t>
+      </w:r>
+      <w:proofErr w:type="spellEnd"/>
+      <w:r>
+        <w:rPr>
+          <w:lang w:val="es-MX"/>
+        </w:rPr>
+        <w:t xml:space="preserve"> !</w:t>
+      </w:r>
+      <w:proofErr w:type="gramEnd"/>
+      <w:r>
+        <w:rPr>
+          <w:lang w:val="es-MX"/>
+        </w:rPr>
+        <w:t>= Vector2.ZERO: # ¿cuándo NO hay que cambiar de dirección?</w:t>
+      </w:r>
+    </w:p>
+    <w:p>
+      <w:pPr>
+        <w:rPr>
+          <w:lang w:val="es-MX"/>
+        </w:rPr>
+      </w:pPr>
+      <w:r>
+        <w:rPr>
+          <w:lang w:val="es-MX"/>
+        </w:rPr>
+        <w:tab/>
+      </w:r>
+      <w:r>
+        <w:rPr>
+          <w:lang w:val="es-MX"/>
+        </w:rPr>
+        <w:tab/>
+      </w:r>
+      <w:proofErr w:type="spellStart"/>
+      <w:r>
+        <w:rPr>
+          <w:lang w:val="es-MX"/>
+        </w:rPr>
+        <w:t>direccion_actual</w:t>
+      </w:r>
+      <w:proofErr w:type="spellEnd"/>
+      <w:r>
+        <w:rPr>
+          <w:lang w:val="es-MX"/>
+        </w:rPr>
+        <w:t xml:space="preserve"> = </w:t>
+      </w:r>
+      <w:proofErr w:type="spellStart"/>
+      <w:r>
+        <w:rPr>
+          <w:lang w:val="es-MX"/>
+        </w:rPr>
+        <w:t>leida</w:t>
+      </w:r>
+      <w:proofErr w:type="spellEnd"/>
+    </w:p>
+    <w:p>
+      <w:pPr>
+        <w:rPr>
+          <w:lang w:val="es-MX"/>
+        </w:rPr>
+      </w:pPr>
+      <w:r>
+        <w:rPr>
+          <w:lang w:val="es-MX"/>
+        </w:rPr>
+        <w:tab/>
+      </w:r>
+      <w:proofErr w:type="spellStart"/>
+      <w:r>
+        <w:rPr>
+          <w:lang w:val="es-MX"/>
+        </w:rPr>
+        <w:t>velocity</w:t>
+      </w:r>
+      <w:proofErr w:type="spellEnd"/>
+      <w:r>
+        <w:rPr>
+          <w:lang w:val="es-MX"/>
+        </w:rPr>
+        <w:t xml:space="preserve"> = </w:t>
+      </w:r>
+      <w:proofErr w:type="spellStart"/>
+      <w:r>
+        <w:rPr>
+          <w:lang w:val="es-MX"/>
+        </w:rPr>
+        <w:t>direccion_actual</w:t>
+      </w:r>
+      <w:proofErr w:type="spellEnd"/>
+      <w:r>
+        <w:rPr>
+          <w:lang w:val="es-MX"/>
+        </w:rPr>
+        <w:t xml:space="preserve"> * </w:t>
+      </w:r>
+      <w:proofErr w:type="spellStart"/>
+      <w:r>
+        <w:rPr>
+          <w:lang w:val="es-MX"/>
+        </w:rPr>
+        <w:t>speed</w:t>
+      </w:r>
+      <w:proofErr w:type="spellEnd"/>
+    </w:p>
+    <w:p>
+      <w:pPr>
+        <w:rPr>
+          <w:lang w:val="en-US"/>
+        </w:rPr>
+      </w:pPr>
+      <w:r>
+        <w:rPr>
+          <w:lang w:val="es-MX"/>
+        </w:rPr>
+        <w:tab/>
+      </w:r>
+      <w:r>
+        <w:rPr>
+          <w:lang w:val="en-US"/>
+        </w:rPr>
+        <w:t>move_and_slide()</w:t>
+      </w:r>
+    </w:p>
+    <w:p>
+      <w:pPr>
+        <w:rPr>
+          <w:lang w:val="en-US"/>
+        </w:rPr>
+      </w:pPr>
+      <w:r>
+        <w:rPr>
+          <w:lang w:val="en-US"/>
+        </w:rPr>
+        <w:tab/>
+      </w:r>
+    </w:p>
+    <w:p>
+      <w:pPr>
+        <w:rPr>
+          <w:lang w:val="en-US"/>
+        </w:rPr>
+      </w:pPr>
+      <w:r>
+        <w:rPr>
+          <w:lang w:val="en-US"/>
+        </w:rPr>
+        <w:t>func leer_direccion() -&gt; Vector2:</w:t>
+      </w:r>
+    </w:p>
+    <w:p>
+      <w:pPr>
+        <w:rPr>
+          <w:lang w:val="en-US"/>
+        </w:rPr>
+      </w:pPr>
+      <w:r>
+        <w:rPr>
+          <w:lang w:val="en-US"/>
+        </w:rPr>
+        <w:tab/>
+        <w:t>if Input.is_action_pressed("move_up"): # is_action_pressed o is_action_just_pressed</w:t>
+      </w:r>
+    </w:p>
+    <w:p>
+      <w:pPr>
+        <w:rPr>
+          <w:lang w:val="en-US"/>
+        </w:rPr>
+      </w:pPr>
+      <w:r>
+        <w:rPr>
+          <w:lang w:val="en-US"/>
+        </w:rPr>
+        <w:tab/>
+      </w:r>
+      <w:r>
+        <w:rPr>
+          <w:lang w:val="en-US"/>
+        </w:rPr>
+        <w:tab/>
+        <w:t>return Vector2.UP</w:t>
+      </w:r>
+    </w:p>
+    <w:p>
+      <w:pPr>
+        <w:rPr>
+          <w:lang w:val="en-US"/>
+        </w:rPr>
+      </w:pPr>
+      <w:r>
+        <w:rPr>
+          <w:lang w:val="en-US"/>
+        </w:rPr>
+        <w:tab/>
+        <w:t>if Input.is_action_pressed("move_down"): # is_action_pressed o is_action_just_pressed</w:t>
+      </w:r>
+    </w:p>
+    <w:p>
+      <w:pPr>
+        <w:rPr>
+          <w:lang w:val="en-US"/>
+        </w:rPr>
+      </w:pPr>
+      <w:r>
+        <w:rPr>
+          <w:lang w:val="en-US"/>
+        </w:rPr>
+        <w:tab/>
+      </w:r>
+      <w:r>
+        <w:rPr>
+          <w:lang w:val="en-US"/>
+        </w:rPr>
+        <w:tab/>
+        <w:t>return Vector2.DOWN</w:t>
+      </w:r>
+    </w:p>
+    <w:p>
+      <w:pPr>
+        <w:rPr>
+          <w:lang w:val="en-US"/>
+        </w:rPr>
+      </w:pPr>
+      <w:r>
+        <w:rPr>
+          <w:lang w:val="en-US"/>
+        </w:rPr>
+        <w:tab/>
+        <w:t>if Input.is_action_pressed("move_left"): # is_action_pressed o is_action_just_pressed</w:t>
+      </w:r>
+    </w:p>
+    <w:p>
+      <w:pPr>
+        <w:rPr>
+          <w:lang w:val="en-US"/>
+        </w:rPr>
+      </w:pPr>
+      <w:r>
+        <w:rPr>
+          <w:lang w:val="en-US"/>
+        </w:rPr>
+        <w:tab/>
+      </w:r>
+      <w:r>
+        <w:rPr>
+          <w:lang w:val="en-US"/>
+        </w:rPr>
+        <w:tab/>
+        <w:t>return Vector2.LEFT</w:t>
+      </w:r>
+    </w:p>
+    <w:p>
+      <w:pPr>
+        <w:rPr>
+          <w:lang w:val="en-US"/>
+        </w:rPr>
+      </w:pPr>
+      <w:r>
+        <w:rPr>
+          <w:lang w:val="en-US"/>
+        </w:rPr>
+        <w:tab/>
+        <w:t>if Input.is_action_pressed("move_right"): # is_action_pressed o is_action_just_pressed</w:t>
+      </w:r>
+    </w:p>
+    <w:p>
+      <w:pPr>
+        <w:rPr>
+          <w:lang w:val="en-US"/>
+        </w:rPr>
+      </w:pPr>
+      <w:r>
+        <w:rPr>
+          <w:lang w:val="en-US"/>
+        </w:rPr>
+        <w:tab/>
+      </w:r>
+      <w:r>
+        <w:rPr>
+          <w:lang w:val="en-US"/>
+        </w:rPr>
+        <w:tab/>
+        <w:t>return Vector2.RIGHT</w:t>
+      </w:r>
+    </w:p>
+    <w:p>
+      <w:pPr>
+        <w:rPr>
+          <w:lang w:val="en-US"/>
+        </w:rPr>
+      </w:pPr>
+      <w:r>
+        <w:rPr>
+          <w:lang w:val="en-US"/>
+        </w:rPr>
+        <w:tab/>
+      </w:r>
+    </w:p>
+    <w:p>
+      <w:pPr>
+        <w:rPr>
+          <w:lang w:val="en-US"/>
+        </w:rPr>
+      </w:pPr>
+      <w:r>
+        <w:rPr>
+          <w:lang w:val="en-US"/>
+        </w:rPr>
+        <w:t># ... lo mismo para move_down, move_left y move_right</w:t>
+      </w:r>
+    </w:p>
+    <w:p>
+      <w:pPr>
+        <w:rPr>
+          <w:lang w:val="es-MX"/>
+        </w:rPr>
+      </w:pPr>
+      <w:r>
+        <w:rPr>
+          <w:lang w:val="en-US"/>
+        </w:rPr>
+        <w:tab/>
+      </w:r>
+      <w:proofErr w:type="spellStart"/>
+      <w:r>
+        <w:rPr>
+          <w:lang w:val="es-MX"/>
+        </w:rPr>
+        <w:t>return</w:t>
+      </w:r>
+      <w:proofErr w:type="spellEnd"/>
+      <w:r>
+        <w:rPr>
+          <w:lang w:val="es-MX"/>
+        </w:rPr>
+        <w:t xml:space="preserve"> Vector2.ZERO # ninguna tecla</w:t>
+      </w:r>
+      <w:bookmarkStart w:id="0" w:name="_GoBack"/>
+      <w:bookmarkEnd w:id="0"/>
+    </w:p>
+    <w:p>
+      <w:pPr>
+        <w:rPr>
+          <w:lang w:val="es-MX"/>
+        </w:rPr>
+      </w:pPr>
+    </w:p>
+    <w:p>
+      <w:pPr>
+        <w:rPr>
+          <w:lang w:val="es-MX"/>
+        </w:rPr>
+      </w:pPr>
+    </w:p>
+    <w:p>
+      <w:pPr>
+        <w:rPr>
+          <w:lang w:val="es-MX"/>
+        </w:rPr>
+      </w:pPr>
+      <w:r>
+        <w:rPr>
+          <w:lang w:val="es-MX"/>
+        </w:rPr>
+        <w:lastRenderedPageBreak/>
         <w:drawing>
-          <wp:inline distT="0" distB="0" distL="0" distR="0" wp14:anchorId="5C22DA67" wp14:editId="1619F653">
+          <wp:inline distT="0" distB="0" distL="0" distR="0" wp14:anchorId="6A0EF394" wp14:editId="264D93F4">
             <wp:extent cx="5612130" cy="3155315"/>
             <wp:effectExtent l="0" t="0" r="7620" b="6985"/>
-            <wp:docPr id="1" name="Imagen 1"/>
+            <wp:docPr id="2" name="Imagen 2"/>
             <wp:cNvGraphicFramePr>
               <a:graphicFrameLocks xmlns:a="http://schemas.openxmlformats.org/drawingml/2006/main" noChangeAspect="1"/>
             </wp:cNvGraphicFramePr>
@@ -70,13 +1229,14 @@
       </w:pPr>
       <w:r>
         <w:rPr>
-          <w:lang w:val="es-MX"/>
+          <w:noProof/>
+          <w:lang w:eastAsia="es-CO"/>
         </w:rPr>
         <w:drawing>
-          <wp:inline distT="0" distB="0" distL="0" distR="0" wp14:anchorId="6FBD71DE" wp14:editId="54B63DA4">
+          <wp:inline distT="0" distB="0" distL="0" distR="0" wp14:anchorId="5C22DA67" wp14:editId="1619F653">
             <wp:extent cx="5612130" cy="3155315"/>
             <wp:effectExtent l="0" t="0" r="7620" b="6985"/>
-            <wp:docPr id="3" name="Imagen 3"/>
+            <wp:docPr id="1" name="Imagen 1"/>
             <wp:cNvGraphicFramePr>
               <a:graphicFrameLocks xmlns:a="http://schemas.openxmlformats.org/drawingml/2006/main" noChangeAspect="1"/>
             </wp:cNvGraphicFramePr>
@@ -108,8 +1268,55 @@
           </wp:inline>
         </w:drawing>
       </w:r>
-      <w:bookmarkStart w:id="0" w:name="_GoBack"/>
-      <w:bookmarkEnd w:id="0"/>
+    </w:p>
+    <w:p>
+      <w:pPr>
+        <w:rPr>
+          <w:lang w:val="es-MX"/>
+        </w:rPr>
+      </w:pPr>
+      <w:r>
+        <w:rPr>
+          <w:noProof/>
+          <w:lang w:eastAsia="es-CO"/>
+        </w:rPr>
+        <w:lastRenderedPageBreak/>
+        <w:drawing>
+          <wp:inline distT="0" distB="0" distL="0" distR="0" wp14:anchorId="6FBD71DE" wp14:editId="54B63DA4">
+            <wp:extent cx="5612130" cy="3155315"/>
+            <wp:effectExtent l="0" t="0" r="7620" b="6985"/>
+            <wp:docPr id="3" name="Imagen 3"/>
+            <wp:cNvGraphicFramePr>
+              <a:graphicFrameLocks xmlns:a="http://schemas.openxmlformats.org/drawingml/2006/main" noChangeAspect="1"/>
+            </wp:cNvGraphicFramePr>
+            <a:graphic xmlns:a="http://schemas.openxmlformats.org/drawingml/2006/main">
+              <a:graphicData uri="http://schemas.openxmlformats.org/drawingml/2006/picture">
+                <pic:pic xmlns:pic="http://schemas.openxmlformats.org/drawingml/2006/picture">
+                  <pic:nvPicPr>
+                    <pic:cNvPr id="1" name=""/>
+                    <pic:cNvPicPr/>
+                  </pic:nvPicPr>
+                  <pic:blipFill>
+                    <a:blip r:embed="rId6"/>
+                    <a:stretch>
+                      <a:fillRect/>
+                    </a:stretch>
+                  </pic:blipFill>
+                  <pic:spPr>
+                    <a:xfrm>
+                      <a:off x="0" y="0"/>
+                      <a:ext cx="5612130" cy="3155315"/>
+                    </a:xfrm>
+                    <a:prstGeom prst="rect">
+                      <a:avLst/>
+                    </a:prstGeom>
+                  </pic:spPr>
+                </pic:pic>
+              </a:graphicData>
+            </a:graphic>
+          </wp:inline>
+        </w:drawing>
+      </w:r>
     </w:p>
     <w:sectPr>
       <w:pgSz w:w="12240" w:h="15840"/>
